--- a/8-资源管理/流程制度规范类文件/HFSJ-ITSS-0804-运维服务服务知识管理制度.docx
+++ b/8-资源管理/流程制度规范类文件/HFSJ-ITSS-0804-运维服务服务知识管理制度.docx
@@ -5181,7 +5181,7 @@
         <w:bidi w:val="0"/>
       </w:pPr>
       <w:r>
-        <w:t>适用于公司及运维相关人员，包括研发部、运维部、产品产品质量部、服务台专员等。</w:t>
+        <w:t>适用于公司及运维相关人员，包括研发部、运维部、产品质量部、服务台专员等。</w:t>
       </w:r>
     </w:p>
     <w:p>
